--- a/DEFINITIVA/ringraziamenti finali.docx
+++ b/DEFINITIVA/ringraziamenti finali.docx
@@ -43,7 +43,7 @@
                     </pic:cNvPicPr>
                   </pic:nvPicPr>
                   <pic:blipFill>
-                    <a:blip r:embed="rId5">
+                    <a:blip r:embed="rId7">
                       <a:extLst>
                         <a:ext uri="{28A0092B-C50C-407E-A947-70E740481C1C}">
                           <a14:useLocalDpi xmlns:a14="http://schemas.microsoft.com/office/drawing/2010/main" val="0"/>
@@ -266,6 +266,7 @@
       </w:r>
     </w:p>
     <w:sectPr>
+      <w:footerReference w:type="default" r:id="rId8"/>
       <w:pgSz w:w="11906" w:h="16838"/>
       <w:pgMar w:top="2552" w:right="1134" w:bottom="1134" w:left="1134" w:header="708" w:footer="708" w:gutter="0"/>
       <w:pgNumType w:start="55"/>
@@ -274,6 +275,101 @@
     </w:sectPr>
   </w:body>
 </w:document>
+</file>
+
+<file path=word/endnotes.xml><?xml version="1.0" encoding="utf-8"?>
+<w:endnotes xmlns:wpc="http://schemas.microsoft.com/office/word/2010/wordprocessingCanvas" xmlns:cx="http://schemas.microsoft.com/office/drawing/2014/chartex" xmlns:mc="http://schemas.openxmlformats.org/markup-compatibility/2006" xmlns:o="urn:schemas-microsoft-com:office:office" xmlns:r="http://schemas.openxmlformats.org/officeDocument/2006/relationships" xmlns:m="http://schemas.openxmlformats.org/officeDocument/2006/math" xmlns:v="urn:schemas-microsoft-com:vml" xmlns:wp14="http://schemas.microsoft.com/office/word/2010/wordprocessingDrawing" xmlns:wp="http://schemas.openxmlformats.org/drawingml/2006/wordprocessingDrawing" xmlns:w10="urn:schemas-microsoft-com:office:word" xmlns:w="http://schemas.openxmlformats.org/wordprocessingml/2006/main" xmlns:w14="http://schemas.microsoft.com/office/word/2010/wordml" xmlns:w15="http://schemas.microsoft.com/office/word/2012/wordml" xmlns:w16se="http://schemas.microsoft.com/office/word/2015/wordml/symex" xmlns:wpg="http://schemas.microsoft.com/office/word/2010/wordprocessingGroup" xmlns:wpi="http://schemas.microsoft.com/office/word/2010/wordprocessingInk" xmlns:wne="http://schemas.microsoft.com/office/word/2006/wordml" xmlns:wps="http://schemas.microsoft.com/office/word/2010/wordprocessingShape" mc:Ignorable="w14 w15 w16se wp14">
+  <w:endnote w:type="separator" w:id="-1">
+    <w:p>
+      <w:pPr>
+        <w:spacing w:after="0" w:line="240" w:lineRule="auto"/>
+      </w:pPr>
+      <w:r>
+        <w:separator/>
+      </w:r>
+    </w:p>
+  </w:endnote>
+  <w:endnote w:type="continuationSeparator" w:id="0">
+    <w:p>
+      <w:pPr>
+        <w:spacing w:after="0" w:line="240" w:lineRule="auto"/>
+      </w:pPr>
+      <w:r>
+        <w:continuationSeparator/>
+      </w:r>
+    </w:p>
+  </w:endnote>
+</w:endnotes>
+</file>
+
+<file path=word/footer1.xml><?xml version="1.0" encoding="utf-8"?>
+<w:ftr xmlns:wpc="http://schemas.microsoft.com/office/word/2010/wordprocessingCanvas" xmlns:cx="http://schemas.microsoft.com/office/drawing/2014/chartex" xmlns:mc="http://schemas.openxmlformats.org/markup-compatibility/2006" xmlns:o="urn:schemas-microsoft-com:office:office" xmlns:r="http://schemas.openxmlformats.org/officeDocument/2006/relationships" xmlns:m="http://schemas.openxmlformats.org/officeDocument/2006/math" xmlns:v="urn:schemas-microsoft-com:vml" xmlns:wp14="http://schemas.microsoft.com/office/word/2010/wordprocessingDrawing" xmlns:wp="http://schemas.openxmlformats.org/drawingml/2006/wordprocessingDrawing" xmlns:w10="urn:schemas-microsoft-com:office:word" xmlns:w="http://schemas.openxmlformats.org/wordprocessingml/2006/main" xmlns:w14="http://schemas.microsoft.com/office/word/2010/wordml" xmlns:w15="http://schemas.microsoft.com/office/word/2012/wordml" xmlns:w16se="http://schemas.microsoft.com/office/word/2015/wordml/symex" xmlns:wpg="http://schemas.microsoft.com/office/word/2010/wordprocessingGroup" xmlns:wpi="http://schemas.microsoft.com/office/word/2010/wordprocessingInk" xmlns:wne="http://schemas.microsoft.com/office/word/2006/wordml" xmlns:wps="http://schemas.microsoft.com/office/word/2010/wordprocessingShape" mc:Ignorable="w14 w15 w16se wp14">
+  <w:sdt>
+    <w:sdtPr>
+      <w:id w:val="694582977"/>
+      <w:docPartObj>
+        <w:docPartGallery w:val="Page Numbers (Bottom of Page)"/>
+        <w:docPartUnique/>
+      </w:docPartObj>
+    </w:sdtPr>
+    <w:sdtContent>
+      <w:p>
+        <w:pPr>
+          <w:pStyle w:val="Pidipagina"/>
+          <w:jc w:val="center"/>
+        </w:pPr>
+        <w:r>
+          <w:fldChar w:fldCharType="begin"/>
+        </w:r>
+        <w:r>
+          <w:instrText>PAGE   \* MERGEFORMAT</w:instrText>
+        </w:r>
+        <w:r>
+          <w:fldChar w:fldCharType="separate"/>
+        </w:r>
+        <w:r>
+          <w:rPr>
+            <w:noProof/>
+          </w:rPr>
+          <w:t>55</w:t>
+        </w:r>
+        <w:r>
+          <w:fldChar w:fldCharType="end"/>
+        </w:r>
+      </w:p>
+    </w:sdtContent>
+  </w:sdt>
+  <w:p>
+    <w:pPr>
+      <w:pStyle w:val="Pidipagina"/>
+    </w:pPr>
+  </w:p>
+</w:ftr>
+</file>
+
+<file path=word/footnotes.xml><?xml version="1.0" encoding="utf-8"?>
+<w:footnotes xmlns:wpc="http://schemas.microsoft.com/office/word/2010/wordprocessingCanvas" xmlns:cx="http://schemas.microsoft.com/office/drawing/2014/chartex" xmlns:mc="http://schemas.openxmlformats.org/markup-compatibility/2006" xmlns:o="urn:schemas-microsoft-com:office:office" xmlns:r="http://schemas.openxmlformats.org/officeDocument/2006/relationships" xmlns:m="http://schemas.openxmlformats.org/officeDocument/2006/math" xmlns:v="urn:schemas-microsoft-com:vml" xmlns:wp14="http://schemas.microsoft.com/office/word/2010/wordprocessingDrawing" xmlns:wp="http://schemas.openxmlformats.org/drawingml/2006/wordprocessingDrawing" xmlns:w10="urn:schemas-microsoft-com:office:word" xmlns:w="http://schemas.openxmlformats.org/wordprocessingml/2006/main" xmlns:w14="http://schemas.microsoft.com/office/word/2010/wordml" xmlns:w15="http://schemas.microsoft.com/office/word/2012/wordml" xmlns:w16se="http://schemas.microsoft.com/office/word/2015/wordml/symex" xmlns:wpg="http://schemas.microsoft.com/office/word/2010/wordprocessingGroup" xmlns:wpi="http://schemas.microsoft.com/office/word/2010/wordprocessingInk" xmlns:wne="http://schemas.microsoft.com/office/word/2006/wordml" xmlns:wps="http://schemas.microsoft.com/office/word/2010/wordprocessingShape" mc:Ignorable="w14 w15 w16se wp14">
+  <w:footnote w:type="separator" w:id="-1">
+    <w:p>
+      <w:pPr>
+        <w:spacing w:after="0" w:line="240" w:lineRule="auto"/>
+      </w:pPr>
+      <w:r>
+        <w:separator/>
+      </w:r>
+    </w:p>
+  </w:footnote>
+  <w:footnote w:type="continuationSeparator" w:id="0">
+    <w:p>
+      <w:pPr>
+        <w:spacing w:after="0" w:line="240" w:lineRule="auto"/>
+      </w:pPr>
+      <w:r>
+        <w:continuationSeparator/>
+      </w:r>
+    </w:p>
+  </w:footnote>
+</w:footnotes>
 </file>
 
 <file path=word/numbering.xml><?xml version="1.0" encoding="utf-8"?>
@@ -861,6 +957,56 @@
     <w:semiHidden/>
     <w:unhideWhenUsed/>
   </w:style>
+  <w:style w:type="paragraph" w:styleId="Intestazione">
+    <w:name w:val="header"/>
+    <w:basedOn w:val="Normale"/>
+    <w:link w:val="IntestazioneCarattere"/>
+    <w:uiPriority w:val="99"/>
+    <w:unhideWhenUsed/>
+    <w:rsid w:val="006A59FD"/>
+    <w:pPr>
+      <w:tabs>
+        <w:tab w:val="center" w:pos="4819"/>
+        <w:tab w:val="right" w:pos="9638"/>
+      </w:tabs>
+      <w:spacing w:after="0" w:line="240" w:lineRule="auto"/>
+    </w:pPr>
+  </w:style>
+  <w:style w:type="character" w:customStyle="1" w:styleId="IntestazioneCarattere">
+    <w:name w:val="Intestazione Carattere"/>
+    <w:basedOn w:val="Carpredefinitoparagrafo"/>
+    <w:link w:val="Intestazione"/>
+    <w:uiPriority w:val="99"/>
+    <w:rsid w:val="006A59FD"/>
+    <w:rPr>
+      <w:rFonts w:ascii="Calibri" w:eastAsia="Calibri" w:hAnsi="Calibri" w:cs="Times New Roman"/>
+    </w:rPr>
+  </w:style>
+  <w:style w:type="paragraph" w:styleId="Pidipagina">
+    <w:name w:val="footer"/>
+    <w:basedOn w:val="Normale"/>
+    <w:link w:val="PidipaginaCarattere"/>
+    <w:uiPriority w:val="99"/>
+    <w:unhideWhenUsed/>
+    <w:rsid w:val="006A59FD"/>
+    <w:pPr>
+      <w:tabs>
+        <w:tab w:val="center" w:pos="4819"/>
+        <w:tab w:val="right" w:pos="9638"/>
+      </w:tabs>
+      <w:spacing w:after="0" w:line="240" w:lineRule="auto"/>
+    </w:pPr>
+  </w:style>
+  <w:style w:type="character" w:customStyle="1" w:styleId="PidipaginaCarattere">
+    <w:name w:val="Piè di pagina Carattere"/>
+    <w:basedOn w:val="Carpredefinitoparagrafo"/>
+    <w:link w:val="Pidipagina"/>
+    <w:uiPriority w:val="99"/>
+    <w:rsid w:val="006A59FD"/>
+    <w:rPr>
+      <w:rFonts w:ascii="Calibri" w:eastAsia="Calibri" w:hAnsi="Calibri" w:cs="Times New Roman"/>
+    </w:rPr>
+  </w:style>
 </w:styles>
 </file>
 
